--- a/ТИТУЛЬНИК.docx
+++ b/ТИТУЛЬНИК.docx
@@ -2365,11 +2365,12 @@
     </w:p>
     <w:p>
       <w:pPr>
+        <w:ind w:right="712"/>
         <w:jc w:val="both"/>
         <w:rPr>
           <w:sz w:val="24"/>
           <w:szCs w:val="24"/>
-          <w:highlight w:val="yellow"/>
+          <w:u w:val="single"/>
         </w:rPr>
       </w:pPr>
       <w:commentRangeStart w:id="1"/>
@@ -2377,24 +2378,141 @@
         <w:rPr>
           <w:sz w:val="24"/>
           <w:szCs w:val="24"/>
-          <w:highlight w:val="yellow"/>
-        </w:rPr>
-        <w:t>Цель, задачи и исходные данные работы:__________________________________________</w:t>
-      </w:r>
-    </w:p>
-    <w:p>
-      <w:pPr>
+        </w:rPr>
+        <w:t>Цель, задачи и исходные данные работы:_</w:t>
+      </w:r>
+      <w:r>
         <w:rPr>
           <w:sz w:val="24"/>
           <w:szCs w:val="24"/>
-          <w:highlight w:val="yellow"/>
-        </w:rPr>
-      </w:pPr>
-      <w:r>
+          <w:u w:val="single"/>
+        </w:rPr>
+        <w:t xml:space="preserve">разработать и внедрить АИС для стоматологической клиники, обеспечивающей онлайн-запись, ведение медицинской истории, разграничение прав доступа, систему достижений для пациентов, адаптивный веб-интерфейс.                                                                                                                                </w:t>
+      </w:r>
+    </w:p>
+    <w:p>
+      <w:pPr>
+        <w:ind w:right="712"/>
+        <w:jc w:val="both"/>
         <w:rPr>
           <w:sz w:val="24"/>
           <w:szCs w:val="24"/>
-          <w:highlight w:val="yellow"/>
+          <w:u w:val="single"/>
+        </w:rPr>
+      </w:pPr>
+      <w:r>
+        <w:rPr>
+          <w:sz w:val="24"/>
+          <w:szCs w:val="24"/>
+          <w:u w:val="single"/>
+        </w:rPr>
+        <w:t>Проанализировать предметную область, сформулировать техническое</w:t>
+      </w:r>
+      <w:r>
+        <w:rPr>
+          <w:sz w:val="24"/>
+          <w:szCs w:val="24"/>
+          <w:u w:val="single"/>
+        </w:rPr>
+        <w:t xml:space="preserve"> задание, спроектировать базу данных, обосновать выбор технологий, реализовать бэкенд, разработать адаптивный фронтенд, провести тестирование                                                       </w:t>
+      </w:r>
+    </w:p>
+    <w:commentRangeEnd w:id="1"/>
+    <w:p>
+      <w:pPr>
+        <w:ind w:right="712"/>
+        <w:jc w:val="both"/>
+        <w:rPr>
+          <w:sz w:val="24"/>
+          <w:szCs w:val="24"/>
+        </w:rPr>
+      </w:pPr>
+      <w:r>
+        <w:rPr>
+          <w:rStyle w:val="a6"/>
+          <w:sz w:val="24"/>
+          <w:szCs w:val="24"/>
+        </w:rPr>
+        <w:commentReference w:id="1"/>
+      </w:r>
+      <w:commentRangeStart w:id="2"/>
+      <w:r>
+        <w:rPr>
+          <w:sz w:val="24"/>
+          <w:szCs w:val="24"/>
+        </w:rPr>
+        <w:t xml:space="preserve">Задание по разделам работы: </w:t>
+      </w:r>
+      <w:r>
+        <w:rPr>
+          <w:sz w:val="24"/>
+          <w:szCs w:val="24"/>
+          <w:u w:val="single"/>
+        </w:rPr>
+        <w:t>введение, анализ предметной области, описание предметной области, определение автоматизируемых задач, разработка технического задания, технической обоснование проекта, формирование технического задания, техническое проектирование, логическая проработка функциональной и системной архитектуры информационной системы, выбор и обоснование программного средства, описание базы данных, рабочее проектирование, создание пользовательского интерфейса, создание программного продукта, тестирование программного продукта, инструкция по работе с автоматизированной информационной системой, инструкция системному администратору и программисту, руководство пользователю, требование к  техническому обеспечению, безопасность и надеждность функционирования информационной системы, заключение, список информационных источников приложение а</w:t>
+      </w:r>
+      <w:r>
+        <w:rPr>
+          <w:sz w:val="24"/>
+          <w:szCs w:val="24"/>
+          <w:u w:val="single"/>
+        </w:rPr>
+        <w:t>______</w:t>
+      </w:r>
+      <w:r>
+        <w:rPr>
+          <w:sz w:val="24"/>
+          <w:szCs w:val="24"/>
+          <w:u w:val="single"/>
+        </w:rPr>
+        <w:t xml:space="preserve">                              </w:t>
+      </w:r>
+      <w:r>
+        <w:rPr>
+          <w:sz w:val="24"/>
+          <w:szCs w:val="24"/>
+          <w:u w:val="single"/>
+        </w:rPr>
+        <w:t xml:space="preserve"> </w:t>
+      </w:r>
+    </w:p>
+    <w:commentRangeEnd w:id="2"/>
+    <w:p>
+      <w:pPr>
+        <w:jc w:val="both"/>
+        <w:rPr>
+          <w:sz w:val="24"/>
+          <w:szCs w:val="24"/>
+        </w:rPr>
+      </w:pPr>
+      <w:r>
+        <w:rPr>
+          <w:rStyle w:val="a6"/>
+          <w:sz w:val="24"/>
+          <w:szCs w:val="24"/>
+        </w:rPr>
+        <w:commentReference w:id="2"/>
+      </w:r>
+      <w:commentRangeStart w:id="3"/>
+      <w:r>
+        <w:rPr>
+          <w:sz w:val="24"/>
+          <w:szCs w:val="24"/>
+        </w:rPr>
+        <w:t>Содержание графической части (иллюстрированного материала):_____________________</w:t>
+      </w:r>
+    </w:p>
+    <w:p>
+      <w:pPr>
+        <w:rPr>
+          <w:sz w:val="24"/>
+          <w:szCs w:val="24"/>
+        </w:rPr>
+      </w:pPr>
+      <w:r>
+        <w:rPr>
+          <w:sz w:val="24"/>
+          <w:szCs w:val="24"/>
         </w:rPr>
         <w:t>_____________________________________________________________________________</w:t>
       </w:r>
@@ -2404,14 +2522,12 @@
         <w:rPr>
           <w:sz w:val="24"/>
           <w:szCs w:val="24"/>
-          <w:highlight w:val="yellow"/>
         </w:rPr>
       </w:pPr>
       <w:r>
         <w:rPr>
           <w:sz w:val="24"/>
           <w:szCs w:val="24"/>
-          <w:highlight w:val="yellow"/>
         </w:rPr>
         <w:t>_____________________________________________________________________________</w:t>
       </w:r>
@@ -2421,14 +2537,12 @@
         <w:rPr>
           <w:sz w:val="24"/>
           <w:szCs w:val="24"/>
-          <w:highlight w:val="yellow"/>
         </w:rPr>
       </w:pPr>
       <w:r>
         <w:rPr>
           <w:sz w:val="24"/>
           <w:szCs w:val="24"/>
-          <w:highlight w:val="yellow"/>
         </w:rPr>
         <w:t>_____________________________________________________________________________</w:t>
       </w:r>
@@ -2438,14 +2552,12 @@
         <w:rPr>
           <w:sz w:val="24"/>
           <w:szCs w:val="24"/>
-          <w:highlight w:val="yellow"/>
         </w:rPr>
       </w:pPr>
       <w:r>
         <w:rPr>
           <w:sz w:val="24"/>
           <w:szCs w:val="24"/>
-          <w:highlight w:val="yellow"/>
         </w:rPr>
         <w:t>_____________________________________________________________________________</w:t>
       </w:r>
@@ -2461,231 +2573,6 @@
         <w:rPr>
           <w:sz w:val="24"/>
           <w:szCs w:val="24"/>
-          <w:highlight w:val="yellow"/>
-        </w:rPr>
-        <w:t>_____________________________________________________________________________</w:t>
-      </w:r>
-      <w:commentRangeEnd w:id="1"/>
-      <w:r>
-        <w:rPr>
-          <w:rStyle w:val="a6"/>
-          <w:sz w:val="24"/>
-          <w:szCs w:val="24"/>
-        </w:rPr>
-        <w:commentReference w:id="1"/>
-      </w:r>
-    </w:p>
-    <w:p>
-      <w:pPr>
-        <w:jc w:val="both"/>
-        <w:rPr>
-          <w:sz w:val="24"/>
-          <w:szCs w:val="24"/>
-          <w:highlight w:val="yellow"/>
-        </w:rPr>
-      </w:pPr>
-      <w:commentRangeStart w:id="2"/>
-      <w:r>
-        <w:rPr>
-          <w:sz w:val="24"/>
-          <w:szCs w:val="24"/>
-          <w:highlight w:val="yellow"/>
-        </w:rPr>
-        <w:t>Задание по разделам работы: ____________________________________________________</w:t>
-      </w:r>
-    </w:p>
-    <w:p>
-      <w:pPr>
-        <w:rPr>
-          <w:sz w:val="24"/>
-          <w:szCs w:val="24"/>
-          <w:highlight w:val="yellow"/>
-        </w:rPr>
-      </w:pPr>
-      <w:r>
-        <w:rPr>
-          <w:sz w:val="24"/>
-          <w:szCs w:val="24"/>
-          <w:highlight w:val="yellow"/>
-        </w:rPr>
-        <w:t>_____________________________________________________________________________</w:t>
-      </w:r>
-    </w:p>
-    <w:p>
-      <w:pPr>
-        <w:rPr>
-          <w:sz w:val="24"/>
-          <w:szCs w:val="24"/>
-          <w:highlight w:val="yellow"/>
-        </w:rPr>
-      </w:pPr>
-      <w:r>
-        <w:rPr>
-          <w:sz w:val="24"/>
-          <w:szCs w:val="24"/>
-          <w:highlight w:val="yellow"/>
-        </w:rPr>
-        <w:t>_____________________________________________________________________________</w:t>
-      </w:r>
-    </w:p>
-    <w:p>
-      <w:pPr>
-        <w:rPr>
-          <w:sz w:val="24"/>
-          <w:szCs w:val="24"/>
-          <w:highlight w:val="yellow"/>
-        </w:rPr>
-      </w:pPr>
-      <w:r>
-        <w:rPr>
-          <w:sz w:val="24"/>
-          <w:szCs w:val="24"/>
-          <w:highlight w:val="yellow"/>
-        </w:rPr>
-        <w:t>_____________________________________________________________________________</w:t>
-      </w:r>
-    </w:p>
-    <w:p>
-      <w:pPr>
-        <w:rPr>
-          <w:sz w:val="24"/>
-          <w:szCs w:val="24"/>
-          <w:highlight w:val="yellow"/>
-        </w:rPr>
-      </w:pPr>
-      <w:r>
-        <w:rPr>
-          <w:sz w:val="24"/>
-          <w:szCs w:val="24"/>
-          <w:highlight w:val="yellow"/>
-        </w:rPr>
-        <w:t>_____________________________________________________________________________</w:t>
-      </w:r>
-    </w:p>
-    <w:p>
-      <w:pPr>
-        <w:rPr>
-          <w:sz w:val="24"/>
-          <w:szCs w:val="24"/>
-        </w:rPr>
-      </w:pPr>
-      <w:r>
-        <w:rPr>
-          <w:sz w:val="24"/>
-          <w:szCs w:val="24"/>
-          <w:highlight w:val="yellow"/>
-        </w:rPr>
-        <w:t>_____________________________________________________________________________</w:t>
-      </w:r>
-      <w:commentRangeEnd w:id="2"/>
-      <w:r>
-        <w:rPr>
-          <w:rStyle w:val="a6"/>
-          <w:sz w:val="24"/>
-          <w:szCs w:val="24"/>
-        </w:rPr>
-        <w:commentReference w:id="2"/>
-      </w:r>
-    </w:p>
-    <w:p>
-      <w:pPr>
-        <w:jc w:val="both"/>
-        <w:rPr>
-          <w:sz w:val="24"/>
-          <w:szCs w:val="24"/>
-          <w:highlight w:val="yellow"/>
-        </w:rPr>
-      </w:pPr>
-      <w:commentRangeStart w:id="3"/>
-      <w:r>
-        <w:rPr>
-          <w:sz w:val="24"/>
-          <w:szCs w:val="24"/>
-          <w:highlight w:val="yellow"/>
-        </w:rPr>
-        <w:t>Содержание графической части (иллюстрированного материала):_____________________</w:t>
-      </w:r>
-    </w:p>
-    <w:p>
-      <w:pPr>
-        <w:rPr>
-          <w:sz w:val="24"/>
-          <w:szCs w:val="24"/>
-          <w:highlight w:val="yellow"/>
-        </w:rPr>
-      </w:pPr>
-      <w:r>
-        <w:rPr>
-          <w:sz w:val="24"/>
-          <w:szCs w:val="24"/>
-          <w:highlight w:val="yellow"/>
-        </w:rPr>
-        <w:t>_____________________________________________________________________________</w:t>
-      </w:r>
-    </w:p>
-    <w:p>
-      <w:pPr>
-        <w:rPr>
-          <w:sz w:val="24"/>
-          <w:szCs w:val="24"/>
-          <w:highlight w:val="yellow"/>
-        </w:rPr>
-      </w:pPr>
-      <w:r>
-        <w:rPr>
-          <w:sz w:val="24"/>
-          <w:szCs w:val="24"/>
-          <w:highlight w:val="yellow"/>
-        </w:rPr>
-        <w:t>_____________________________________________________________________________</w:t>
-      </w:r>
-    </w:p>
-    <w:p>
-      <w:pPr>
-        <w:rPr>
-          <w:sz w:val="24"/>
-          <w:szCs w:val="24"/>
-          <w:highlight w:val="yellow"/>
-        </w:rPr>
-      </w:pPr>
-      <w:r>
-        <w:rPr>
-          <w:sz w:val="24"/>
-          <w:szCs w:val="24"/>
-          <w:highlight w:val="yellow"/>
-        </w:rPr>
-        <w:t>_____________________________________________________________________________</w:t>
-      </w:r>
-    </w:p>
-    <w:p>
-      <w:pPr>
-        <w:rPr>
-          <w:sz w:val="24"/>
-          <w:szCs w:val="24"/>
-          <w:highlight w:val="yellow"/>
-        </w:rPr>
-      </w:pPr>
-      <w:r>
-        <w:rPr>
-          <w:sz w:val="24"/>
-          <w:szCs w:val="24"/>
-          <w:highlight w:val="yellow"/>
-        </w:rPr>
-        <w:t>_____________________________________________________________________________</w:t>
-      </w:r>
-    </w:p>
-    <w:p>
-      <w:pPr>
-        <w:rPr>
-          <w:sz w:val="24"/>
-          <w:szCs w:val="24"/>
-        </w:rPr>
-      </w:pPr>
-      <w:r>
-        <w:rPr>
-          <w:sz w:val="24"/>
-          <w:szCs w:val="24"/>
-          <w:highlight w:val="yellow"/>
         </w:rPr>
         <w:t>_____________________________________________________________________________</w:t>
       </w:r>
@@ -2960,7 +2847,14 @@
         <w:rPr>
           <w:sz w:val="24"/>
         </w:rPr>
-        <w:t>) Задание принял к исполнению</w:t>
+        <w:t xml:space="preserve">) </w:t>
+      </w:r>
+      <w:r>
+        <w:rPr>
+          <w:sz w:val="24"/>
+        </w:rPr>
+        <w:lastRenderedPageBreak/>
+        <w:t>Задание принял к исполнению</w:t>
       </w:r>
       <w:r>
         <w:rPr>

--- a/ТИТУЛЬНИК.docx
+++ b/ТИТУЛЬНИК.docx
@@ -1726,52 +1726,6 @@
         <w:rPr>
           <w:sz w:val="24"/>
         </w:rPr>
-      </w:pPr>
-      <w:r>
-        <w:rPr>
-          <w:spacing w:val="-10"/>
-          <w:sz w:val="24"/>
-        </w:rPr>
-        <w:t>«</w:t>
-      </w:r>
-      <w:r>
-        <w:rPr>
-          <w:sz w:val="24"/>
-        </w:rPr>
-        <w:t>19</w:t>
-      </w:r>
-      <w:r>
-        <w:rPr>
-          <w:sz w:val="24"/>
-        </w:rPr>
-        <w:t xml:space="preserve">» </w:t>
-      </w:r>
-      <w:r>
-        <w:rPr>
-          <w:sz w:val="24"/>
-        </w:rPr>
-        <w:t>Февраля</w:t>
-      </w:r>
-      <w:r>
-        <w:rPr>
-          <w:sz w:val="24"/>
-          <w:u w:val="single"/>
-        </w:rPr>
-        <w:t xml:space="preserve"> 2026</w:t>
-      </w:r>
-      <w:r>
-        <w:rPr>
-          <w:spacing w:val="-5"/>
-          <w:sz w:val="24"/>
-        </w:rPr>
-        <w:t>г.</w:t>
-      </w:r>
-    </w:p>
-    <w:p>
-      <w:pPr>
-        <w:rPr>
-          <w:sz w:val="24"/>
-        </w:rPr>
         <w:sectPr>
           <w:type w:val="continuous"/>
           <w:pgSz w:w="11910" w:h="16840"/>
@@ -1782,15 +1736,45 @@
           </w:cols>
         </w:sectPr>
       </w:pPr>
-    </w:p>
-    <w:p>
-      <w:pPr>
-        <w:pStyle w:val="a3"/>
-        <w:ind w:left="0"/>
-        <w:rPr>
-          <w:sz w:val="24"/>
-        </w:rPr>
-      </w:pPr>
+      <w:r>
+        <w:rPr>
+          <w:spacing w:val="-10"/>
+          <w:sz w:val="24"/>
+        </w:rPr>
+        <w:t>«</w:t>
+      </w:r>
+      <w:r>
+        <w:rPr>
+          <w:sz w:val="24"/>
+        </w:rPr>
+        <w:t>19</w:t>
+      </w:r>
+      <w:r>
+        <w:rPr>
+          <w:sz w:val="24"/>
+        </w:rPr>
+        <w:t xml:space="preserve">» </w:t>
+      </w:r>
+      <w:r>
+        <w:rPr>
+          <w:sz w:val="24"/>
+        </w:rPr>
+        <w:t>Февраля</w:t>
+      </w:r>
+      <w:r>
+        <w:rPr>
+          <w:sz w:val="24"/>
+          <w:u w:val="single"/>
+        </w:rPr>
+        <w:t xml:space="preserve"> 2026</w:t>
+      </w:r>
+      <w:r>
+        <w:rPr>
+          <w:spacing w:val="-5"/>
+          <w:sz w:val="24"/>
+        </w:rPr>
+        <w:t>г.</w:t>
+      </w:r>
     </w:p>
     <w:p>
       <w:pPr>
@@ -2188,7 +2172,6 @@
           <w:sz w:val="24"/>
         </w:rPr>
       </w:pPr>
-      <w:commentRangeStart w:id="0"/>
       <w:r>
         <w:rPr>
           <w:sz w:val="24"/>
@@ -2343,15 +2326,6 @@
           <w:sz w:val="24"/>
         </w:rPr>
         <w:t>г.</w:t>
-      </w:r>
-      <w:commentRangeEnd w:id="0"/>
-      <w:r>
-        <w:rPr>
-          <w:rStyle w:val="a6"/>
-          <w:sz w:val="24"/>
-          <w:szCs w:val="22"/>
-        </w:rPr>
-        <w:commentReference w:id="0"/>
       </w:r>
     </w:p>
     <w:p>
@@ -2373,7 +2347,6 @@
           <w:u w:val="single"/>
         </w:rPr>
       </w:pPr>
-      <w:commentRangeStart w:id="1"/>
       <w:r>
         <w:rPr>
           <w:sz w:val="24"/>
@@ -2406,7 +2379,24 @@
           <w:szCs w:val="24"/>
           <w:u w:val="single"/>
         </w:rPr>
-        <w:t>Проанализировать предметную область, сформулировать техническое</w:t>
+        <w:t xml:space="preserve">Проанализировать предметную область, сформулировать техническое задание, спроектировать базу данных, обосновать выбор технологий, реализовать бэкенд, разработать адаптивный фронтенд, провести тестирование                                                       </w:t>
+      </w:r>
+    </w:p>
+    <w:p>
+      <w:pPr>
+        <w:ind w:right="712"/>
+        <w:jc w:val="both"/>
+        <w:rPr>
+          <w:sz w:val="24"/>
+          <w:szCs w:val="24"/>
+        </w:rPr>
+      </w:pPr>
+      <w:r>
+        <w:rPr>
+          <w:sz w:val="24"/>
+          <w:szCs w:val="24"/>
+        </w:rPr>
+        <w:t xml:space="preserve">Задание по разделам работы: </w:t>
       </w:r>
       <w:r>
         <w:rPr>
@@ -2414,34 +2404,7 @@
           <w:szCs w:val="24"/>
           <w:u w:val="single"/>
         </w:rPr>
-        <w:t xml:space="preserve"> задание, спроектировать базу данных, обосновать выбор технологий, реализовать бэкенд, разработать адаптивный фронтенд, провести тестирование                                                       </w:t>
-      </w:r>
-    </w:p>
-    <w:commentRangeEnd w:id="1"/>
-    <w:p>
-      <w:pPr>
-        <w:ind w:right="712"/>
-        <w:jc w:val="both"/>
-        <w:rPr>
-          <w:sz w:val="24"/>
-          <w:szCs w:val="24"/>
-        </w:rPr>
-      </w:pPr>
-      <w:r>
-        <w:rPr>
-          <w:rStyle w:val="a6"/>
-          <w:sz w:val="24"/>
-          <w:szCs w:val="24"/>
-        </w:rPr>
-        <w:commentReference w:id="1"/>
-      </w:r>
-      <w:commentRangeStart w:id="2"/>
-      <w:r>
-        <w:rPr>
-          <w:sz w:val="24"/>
-          <w:szCs w:val="24"/>
-        </w:rPr>
-        <w:t xml:space="preserve">Задание по разделам работы: </w:t>
+        <w:t>введение, анализ предметной области, описание предметной области, определение автоматизируемых задач, разработка технического задания, технической обоснование проекта, формирование технического задания, техническое проектирование, логическая проработка функциональной и системной архитектуры информационной системы, выбор и обоснование программного средства, описание базы данных, рабочее проектирование, создание пользовательского интерфейса, создание программного продукта, тестирование программного продукта, инструкция по работе с автоматизированной информационной системой, инструкция системному администратору и программисту, руководство пользователю, требование к  техническому обеспечению, безопасность и надеждность функционирования информационной системы, заключение, список информационных источников приложение а</w:t>
       </w:r>
       <w:r>
         <w:rPr>
@@ -2449,7 +2412,7 @@
           <w:szCs w:val="24"/>
           <w:u w:val="single"/>
         </w:rPr>
-        <w:t>введение, анализ предметной области, описание предметной области, определение автоматизируемых задач, разработка технического задания, технической обоснование проекта, формирование технического задания, техническое проектирование, логическая проработка функциональной и системной архитектуры информационной системы, выбор и обоснование программного средства, описание базы данных, рабочее проектирование, создание пользовательского интерфейса, создание программного продукта, тестирование программного продукта, инструкция по работе с автоматизированной информационной системой, инструкция системному администратору и программисту, руководство пользователю, требование к  техническому обеспечению, безопасность и надеждность функционирования информационной системы, заключение, список информационных источников приложение а</w:t>
+        <w:t>______</w:t>
       </w:r>
       <w:r>
         <w:rPr>
@@ -2457,7 +2420,7 @@
           <w:szCs w:val="24"/>
           <w:u w:val="single"/>
         </w:rPr>
-        <w:t>______</w:t>
+        <w:t xml:space="preserve">                              </w:t>
       </w:r>
       <w:r>
         <w:rPr>
@@ -2465,41 +2428,38 @@
           <w:szCs w:val="24"/>
           <w:u w:val="single"/>
         </w:rPr>
-        <w:t xml:space="preserve">                              </w:t>
-      </w:r>
-      <w:r>
+        <w:t xml:space="preserve"> </w:t>
+      </w:r>
+    </w:p>
+    <w:p>
+      <w:pPr>
+        <w:jc w:val="both"/>
         <w:rPr>
           <w:sz w:val="24"/>
           <w:szCs w:val="24"/>
-          <w:u w:val="single"/>
-        </w:rPr>
-        <w:t xml:space="preserve"> </w:t>
-      </w:r>
-    </w:p>
-    <w:commentRangeEnd w:id="2"/>
-    <w:p>
-      <w:pPr>
-        <w:jc w:val="both"/>
+        </w:rPr>
+      </w:pPr>
+      <w:r>
         <w:rPr>
           <w:sz w:val="24"/>
           <w:szCs w:val="24"/>
         </w:rPr>
-      </w:pPr>
-      <w:r>
-        <w:rPr>
-          <w:rStyle w:val="a6"/>
+        <w:t>Содержание графической части (иллюстрированного материала):_____________________</w:t>
+      </w:r>
+    </w:p>
+    <w:p>
+      <w:pPr>
+        <w:rPr>
           <w:sz w:val="24"/>
           <w:szCs w:val="24"/>
         </w:rPr>
-        <w:commentReference w:id="2"/>
-      </w:r>
-      <w:commentRangeStart w:id="3"/>
+      </w:pPr>
       <w:r>
         <w:rPr>
           <w:sz w:val="24"/>
           <w:szCs w:val="24"/>
         </w:rPr>
-        <w:t>Содержание графической части (иллюстрированного материала):_____________________</w:t>
+        <w:t>_____________________________________________________________________________</w:t>
       </w:r>
     </w:p>
     <w:p>
@@ -2560,30 +2520,6 @@
           <w:szCs w:val="24"/>
         </w:rPr>
         <w:t>_____________________________________________________________________________</w:t>
-      </w:r>
-    </w:p>
-    <w:p>
-      <w:pPr>
-        <w:rPr>
-          <w:sz w:val="24"/>
-          <w:szCs w:val="24"/>
-        </w:rPr>
-      </w:pPr>
-      <w:r>
-        <w:rPr>
-          <w:sz w:val="24"/>
-          <w:szCs w:val="24"/>
-        </w:rPr>
-        <w:t>_____________________________________________________________________________</w:t>
-      </w:r>
-      <w:commentRangeEnd w:id="3"/>
-      <w:r>
-        <w:rPr>
-          <w:rStyle w:val="a6"/>
-          <w:sz w:val="24"/>
-          <w:szCs w:val="24"/>
-        </w:rPr>
-        <w:commentReference w:id="3"/>
       </w:r>
     </w:p>
     <w:p>
@@ -2847,14 +2783,7 @@
         <w:rPr>
           <w:sz w:val="24"/>
         </w:rPr>
-        <w:t xml:space="preserve">) </w:t>
-      </w:r>
-      <w:r>
-        <w:rPr>
-          <w:sz w:val="24"/>
-        </w:rPr>
-        <w:lastRenderedPageBreak/>
-        <w:t>Задание принял к исполнению</w:t>
+        <w:t>) Задание принял к исполнению</w:t>
       </w:r>
       <w:r>
         <w:rPr>
@@ -5285,7 +5214,7 @@
           <w:sz w:val="24"/>
         </w:rPr>
       </w:pPr>
-      <w:commentRangeStart w:id="4"/>
+      <w:commentRangeStart w:id="0"/>
       <w:r>
         <w:rPr>
           <w:b/>
@@ -9857,14 +9786,14 @@
         </w:rPr>
         <w:t>г.</w:t>
       </w:r>
-      <w:commentRangeEnd w:id="4"/>
+      <w:commentRangeEnd w:id="0"/>
       <w:r>
         <w:rPr>
           <w:rStyle w:val="a6"/>
           <w:sz w:val="24"/>
           <w:szCs w:val="22"/>
         </w:rPr>
-        <w:commentReference w:id="4"/>
+        <w:commentReference w:id="0"/>
       </w:r>
     </w:p>
     <w:sectPr>
@@ -9878,87 +9807,7 @@
 
 <file path=word/comments.xml><?xml version="1.0" encoding="utf-8"?>
 <w:comments xmlns:wpc="http://schemas.microsoft.com/office/word/2010/wordprocessingCanvas" xmlns:cx="http://schemas.microsoft.com/office/drawing/2014/chartex" xmlns:cx1="http://schemas.microsoft.com/office/drawing/2015/9/8/chartex" xmlns:cx2="http://schemas.microsoft.com/office/drawing/2015/10/21/chartex" xmlns:cx3="http://schemas.microsoft.com/office/drawing/2016/5/9/chartex" xmlns:cx4="http://schemas.microsoft.com/office/drawing/2016/5/10/chartex" xmlns:cx5="http://schemas.microsoft.com/office/drawing/2016/5/11/chartex" xmlns:cx6="http://schemas.microsoft.com/office/drawing/2016/5/12/chartex" xmlns:cx7="http://schemas.microsoft.com/office/drawing/2016/5/13/chartex" xmlns:cx8="http://schemas.microsoft.com/office/drawing/2016/5/14/chartex" xmlns:mc="http://schemas.openxmlformats.org/markup-compatibility/2006" xmlns:aink="http://schemas.microsoft.com/office/drawing/2016/ink" xmlns:am3d="http://schemas.microsoft.com/office/drawing/2017/model3d" xmlns:o="urn:schemas-microsoft-com:office:office" xmlns:oel="http://schemas.microsoft.com/office/2019/extlst" xmlns:r="http://schemas.openxmlformats.org/officeDocument/2006/relationships" xmlns:m="http://schemas.openxmlformats.org/officeDocument/2006/math" xmlns:v="urn:schemas-microsoft-com:vml" xmlns:wp14="http://schemas.microsoft.com/office/word/2010/wordprocessingDrawing" xmlns:wp="http://schemas.openxmlformats.org/drawingml/2006/wordprocessingDrawing" xmlns:w10="urn:schemas-microsoft-com:office:word" xmlns:w="http://schemas.openxmlformats.org/wordprocessingml/2006/main" xmlns:w14="http://schemas.microsoft.com/office/word/2010/wordml" xmlns:w15="http://schemas.microsoft.com/office/word/2012/wordml" xmlns:w16cex="http://schemas.microsoft.com/office/word/2018/wordml/cex" xmlns:w16cid="http://schemas.microsoft.com/office/word/2016/wordml/cid" xmlns:w16="http://schemas.microsoft.com/office/word/2018/wordml" xmlns:w16du="http://schemas.microsoft.com/office/word/2023/wordml/word16du" xmlns:w16sdtdh="http://schemas.microsoft.com/office/word/2020/wordml/sdtdatahash" xmlns:w16sdtfl="http://schemas.microsoft.com/office/word/2024/wordml/sdtformatlock" xmlns:w16se="http://schemas.microsoft.com/office/word/2015/wordml/symex" xmlns:wpg="http://schemas.microsoft.com/office/word/2010/wordprocessingGroup" xmlns:wpi="http://schemas.microsoft.com/office/word/2010/wordprocessingInk" xmlns:wne="http://schemas.microsoft.com/office/word/2006/wordml" xmlns:wps="http://schemas.microsoft.com/office/word/2010/wordprocessingShape" mc:Ignorable="w14 w15 w16se w16cid w16 w16cex w16sdtdh w16sdtfl w16du wp14">
-  <w:comment w:id="0" w:author="amir muratov" w:date="2026-06-08T13:40:00Z" w:initials="am">
-    <w:p>
-      <w:pPr>
-        <w:pStyle w:val="a7"/>
-      </w:pPr>
-      <w:r>
-        <w:rPr>
-          <w:rStyle w:val="a6"/>
-        </w:rPr>
-        <w:annotationRef/>
-      </w:r>
-      <w:r>
-        <w:t xml:space="preserve">Тут пишите дату защиты, в файле «График защит» написана дата </w:t>
-      </w:r>
-    </w:p>
-  </w:comment>
-  <w:comment w:id="1" w:author="amir muratov" w:date="2026-06-08T13:42:00Z" w:initials="am">
-    <w:p>
-      <w:pPr>
-        <w:pStyle w:val="a7"/>
-      </w:pPr>
-      <w:r>
-        <w:rPr>
-          <w:rStyle w:val="a6"/>
-        </w:rPr>
-        <w:annotationRef/>
-      </w:r>
-      <w:r>
-        <w:t>Берете Цель и задачи из Пояснительной записки и вставляете сюда</w:t>
-      </w:r>
-    </w:p>
-  </w:comment>
-  <w:comment w:id="2" w:author="amir muratov" w:date="2026-06-08T13:42:00Z" w:initials="am">
-    <w:p>
-      <w:pPr>
-        <w:pStyle w:val="a7"/>
-      </w:pPr>
-      <w:r>
-        <w:rPr>
-          <w:rStyle w:val="a6"/>
-        </w:rPr>
-        <w:annotationRef/>
-      </w:r>
-      <w:r>
-        <w:t xml:space="preserve">Сюда вставляете содержание </w:t>
-      </w:r>
-    </w:p>
-  </w:comment>
-  <w:comment w:id="3" w:author="amir muratov" w:date="2026-06-08T13:46:00Z" w:initials="am">
-    <w:p>
-      <w:pPr>
-        <w:pStyle w:val="a7"/>
-      </w:pPr>
-      <w:r>
-        <w:rPr>
-          <w:rStyle w:val="a6"/>
-        </w:rPr>
-        <w:annotationRef/>
-      </w:r>
-      <w:r>
-        <w:t xml:space="preserve">Если у вас в приложении есть изображения то пишите его название «Приложение 1 » </w:t>
-      </w:r>
-      <w:r>
-        <w:rPr>
-          <w:lang w:val="en-US"/>
-        </w:rPr>
-        <w:t>Er</w:t>
-      </w:r>
-      <w:r>
-        <w:t xml:space="preserve"> </w:t>
-      </w:r>
-      <w:r>
-        <w:t>диаграмма базы данных.</w:t>
-      </w:r>
-      <w:r>
-        <w:br/>
-        <w:t>Если изображений в приложении нет то пусто</w:t>
-      </w:r>
-    </w:p>
-  </w:comment>
-  <w:comment w:id="4" w:author="amir muratov" w:date="2026-06-08T13:49:00Z" w:initials="am">
+  <w:comment w:id="0" w:author="amir muratov" w:date="2026-06-08T13:49:00Z" w:initials="am">
     <w:p>
       <w:pPr>
         <w:pStyle w:val="a7"/>
@@ -9994,30 +9843,18 @@
 
 <file path=word/commentsExtended.xml><?xml version="1.0" encoding="utf-8"?>
 <w15:commentsEx xmlns:wpc="http://schemas.microsoft.com/office/word/2010/wordprocessingCanvas" xmlns:cx="http://schemas.microsoft.com/office/drawing/2014/chartex" xmlns:cx1="http://schemas.microsoft.com/office/drawing/2015/9/8/chartex" xmlns:cx2="http://schemas.microsoft.com/office/drawing/2015/10/21/chartex" xmlns:cx3="http://schemas.microsoft.com/office/drawing/2016/5/9/chartex" xmlns:cx4="http://schemas.microsoft.com/office/drawing/2016/5/10/chartex" xmlns:cx5="http://schemas.microsoft.com/office/drawing/2016/5/11/chartex" xmlns:cx6="http://schemas.microsoft.com/office/drawing/2016/5/12/chartex" xmlns:cx7="http://schemas.microsoft.com/office/drawing/2016/5/13/chartex" xmlns:cx8="http://schemas.microsoft.com/office/drawing/2016/5/14/chartex" xmlns:mc="http://schemas.openxmlformats.org/markup-compatibility/2006" xmlns:aink="http://schemas.microsoft.com/office/drawing/2016/ink" xmlns:am3d="http://schemas.microsoft.com/office/drawing/2017/model3d" xmlns:o="urn:schemas-microsoft-com:office:office" xmlns:oel="http://schemas.microsoft.com/office/2019/extlst" xmlns:r="http://schemas.openxmlformats.org/officeDocument/2006/relationships" xmlns:m="http://schemas.openxmlformats.org/officeDocument/2006/math" xmlns:v="urn:schemas-microsoft-com:vml" xmlns:wp14="http://schemas.microsoft.com/office/word/2010/wordprocessingDrawing" xmlns:wp="http://schemas.openxmlformats.org/drawingml/2006/wordprocessingDrawing" xmlns:w10="urn:schemas-microsoft-com:office:word" xmlns:w="http://schemas.openxmlformats.org/wordprocessingml/2006/main" xmlns:w14="http://schemas.microsoft.com/office/word/2010/wordml" xmlns:w15="http://schemas.microsoft.com/office/word/2012/wordml" xmlns:w16cex="http://schemas.microsoft.com/office/word/2018/wordml/cex" xmlns:w16cid="http://schemas.microsoft.com/office/word/2016/wordml/cid" xmlns:w16="http://schemas.microsoft.com/office/word/2018/wordml" xmlns:w16du="http://schemas.microsoft.com/office/word/2023/wordml/word16du" xmlns:w16sdtdh="http://schemas.microsoft.com/office/word/2020/wordml/sdtdatahash" xmlns:w16sdtfl="http://schemas.microsoft.com/office/word/2024/wordml/sdtformatlock" xmlns:w16se="http://schemas.microsoft.com/office/word/2015/wordml/symex" xmlns:wpg="http://schemas.microsoft.com/office/word/2010/wordprocessingGroup" xmlns:wpi="http://schemas.microsoft.com/office/word/2010/wordprocessingInk" xmlns:wne="http://schemas.microsoft.com/office/word/2006/wordml" xmlns:wps="http://schemas.microsoft.com/office/word/2010/wordprocessingShape" mc:Ignorable="w14 w15 w16se w16cid w16 w16cex w16sdtdh w16sdtfl w16du wp14">
-  <w15:commentEx w15:paraId="07D4CF37" w15:done="0"/>
-  <w15:commentEx w15:paraId="372C6EA4" w15:done="0"/>
-  <w15:commentEx w15:paraId="76A98F5A" w15:done="0"/>
-  <w15:commentEx w15:paraId="26610DDD" w15:done="0"/>
   <w15:commentEx w15:paraId="494313D6" w15:done="0"/>
 </w15:commentsEx>
 </file>
 
 <file path=word/commentsExtensible.xml><?xml version="1.0" encoding="utf-8"?>
 <w16cex:commentsExtensible xmlns:wpc="http://schemas.microsoft.com/office/word/2010/wordprocessingCanvas" xmlns:cx="http://schemas.microsoft.com/office/drawing/2014/chartex" xmlns:cx1="http://schemas.microsoft.com/office/drawing/2015/9/8/chartex" xmlns:cx2="http://schemas.microsoft.com/office/drawing/2015/10/21/chartex" xmlns:cx3="http://schemas.microsoft.com/office/drawing/2016/5/9/chartex" xmlns:cx4="http://schemas.microsoft.com/office/drawing/2016/5/10/chartex" xmlns:cx5="http://schemas.microsoft.com/office/drawing/2016/5/11/chartex" xmlns:cx6="http://schemas.microsoft.com/office/drawing/2016/5/12/chartex" xmlns:cx7="http://schemas.microsoft.com/office/drawing/2016/5/13/chartex" xmlns:cx8="http://schemas.microsoft.com/office/drawing/2016/5/14/chartex" xmlns:cr="http://schemas.microsoft.com/office/comments/2020/reactions" xmlns:mc="http://schemas.openxmlformats.org/markup-compatibility/2006" xmlns:aink="http://schemas.microsoft.com/office/drawing/2016/ink" xmlns:am3d="http://schemas.microsoft.com/office/drawing/2017/model3d" xmlns:o="urn:schemas-microsoft-com:office:office" xmlns:oel="http://schemas.microsoft.com/office/2019/extlst" xmlns:r="http://schemas.openxmlformats.org/officeDocument/2006/relationships" xmlns:m="http://schemas.openxmlformats.org/officeDocument/2006/math" xmlns:v="urn:schemas-microsoft-com:vml" xmlns:wp14="http://schemas.microsoft.com/office/word/2010/wordprocessingDrawing" xmlns:wp="http://schemas.openxmlformats.org/drawingml/2006/wordprocessingDrawing" xmlns:w10="urn:schemas-microsoft-com:office:word" xmlns:w="http://schemas.openxmlformats.org/wordprocessingml/2006/main" xmlns:w14="http://schemas.microsoft.com/office/word/2010/wordml" xmlns:w15="http://schemas.microsoft.com/office/word/2012/wordml" xmlns:w16cex="http://schemas.microsoft.com/office/word/2018/wordml/cex" xmlns:w16cid="http://schemas.microsoft.com/office/word/2016/wordml/cid" xmlns:w16="http://schemas.microsoft.com/office/word/2018/wordml" xmlns:w16du="http://schemas.microsoft.com/office/word/2023/wordml/word16du" xmlns:w16sdtdh="http://schemas.microsoft.com/office/word/2020/wordml/sdtdatahash" xmlns:w16sdtfl="http://schemas.microsoft.com/office/word/2024/wordml/sdtformatlock" xmlns:w16se="http://schemas.microsoft.com/office/word/2015/wordml/symex" xmlns:wpg="http://schemas.microsoft.com/office/word/2010/wordprocessingGroup" xmlns:wpi="http://schemas.microsoft.com/office/word/2010/wordprocessingInk" xmlns:wne="http://schemas.microsoft.com/office/word/2006/wordml" xmlns:wps="http://schemas.microsoft.com/office/word/2010/wordprocessingShape" mc:Ignorable="w14 w15 w16se w16cid w16 w16cex w16sdtdh w16sdtfl cr w16du wp14">
-  <w16cex:commentExtensible w16cex:durableId="2DD144C5" w16cex:dateUtc="2026-06-08T10:40:00Z"/>
-  <w16cex:commentExtensible w16cex:durableId="2DD14529" w16cex:dateUtc="2026-06-08T10:42:00Z"/>
-  <w16cex:commentExtensible w16cex:durableId="2DD14547" w16cex:dateUtc="2026-06-08T10:42:00Z"/>
-  <w16cex:commentExtensible w16cex:durableId="2DD14634" w16cex:dateUtc="2026-06-08T10:46:00Z"/>
   <w16cex:commentExtensible w16cex:durableId="2DD14705" w16cex:dateUtc="2026-06-08T10:49:00Z"/>
 </w16cex:commentsExtensible>
 </file>
 
 <file path=word/commentsIds.xml><?xml version="1.0" encoding="utf-8"?>
 <w16cid:commentsIds xmlns:wpc="http://schemas.microsoft.com/office/word/2010/wordprocessingCanvas" xmlns:cx="http://schemas.microsoft.com/office/drawing/2014/chartex" xmlns:cx1="http://schemas.microsoft.com/office/drawing/2015/9/8/chartex" xmlns:cx2="http://schemas.microsoft.com/office/drawing/2015/10/21/chartex" xmlns:cx3="http://schemas.microsoft.com/office/drawing/2016/5/9/chartex" xmlns:cx4="http://schemas.microsoft.com/office/drawing/2016/5/10/chartex" xmlns:cx5="http://schemas.microsoft.com/office/drawing/2016/5/11/chartex" xmlns:cx6="http://schemas.microsoft.com/office/drawing/2016/5/12/chartex" xmlns:cx7="http://schemas.microsoft.com/office/drawing/2016/5/13/chartex" xmlns:cx8="http://schemas.microsoft.com/office/drawing/2016/5/14/chartex" xmlns:mc="http://schemas.openxmlformats.org/markup-compatibility/2006" xmlns:aink="http://schemas.microsoft.com/office/drawing/2016/ink" xmlns:am3d="http://schemas.microsoft.com/office/drawing/2017/model3d" xmlns:o="urn:schemas-microsoft-com:office:office" xmlns:oel="http://schemas.microsoft.com/office/2019/extlst" xmlns:r="http://schemas.openxmlformats.org/officeDocument/2006/relationships" xmlns:m="http://schemas.openxmlformats.org/officeDocument/2006/math" xmlns:v="urn:schemas-microsoft-com:vml" xmlns:wp14="http://schemas.microsoft.com/office/word/2010/wordprocessingDrawing" xmlns:wp="http://schemas.openxmlformats.org/drawingml/2006/wordprocessingDrawing" xmlns:w10="urn:schemas-microsoft-com:office:word" xmlns:w="http://schemas.openxmlformats.org/wordprocessingml/2006/main" xmlns:w14="http://schemas.microsoft.com/office/word/2010/wordml" xmlns:w15="http://schemas.microsoft.com/office/word/2012/wordml" xmlns:w16cex="http://schemas.microsoft.com/office/word/2018/wordml/cex" xmlns:w16cid="http://schemas.microsoft.com/office/word/2016/wordml/cid" xmlns:w16="http://schemas.microsoft.com/office/word/2018/wordml" xmlns:w16du="http://schemas.microsoft.com/office/word/2023/wordml/word16du" xmlns:w16sdtdh="http://schemas.microsoft.com/office/word/2020/wordml/sdtdatahash" xmlns:w16sdtfl="http://schemas.microsoft.com/office/word/2024/wordml/sdtformatlock" xmlns:w16se="http://schemas.microsoft.com/office/word/2015/wordml/symex" xmlns:wpg="http://schemas.microsoft.com/office/word/2010/wordprocessingGroup" xmlns:wpi="http://schemas.microsoft.com/office/word/2010/wordprocessingInk" xmlns:wne="http://schemas.microsoft.com/office/word/2006/wordml" xmlns:wps="http://schemas.microsoft.com/office/word/2010/wordprocessingShape" mc:Ignorable="w14 w15 w16se w16cid w16 w16cex w16sdtdh w16sdtfl w16du wp14">
-  <w16cid:commentId w16cid:paraId="07D4CF37" w16cid:durableId="2DD144C5"/>
-  <w16cid:commentId w16cid:paraId="372C6EA4" w16cid:durableId="2DD14529"/>
-  <w16cid:commentId w16cid:paraId="76A98F5A" w16cid:durableId="2DD14547"/>
-  <w16cid:commentId w16cid:paraId="26610DDD" w16cid:durableId="2DD14634"/>
   <w16cid:commentId w16cid:paraId="494313D6" w16cid:durableId="2DD14705"/>
 </w16cid:commentsIds>
 </file>

--- a/ТИТУЛЬНИК.docx
+++ b/ТИТУЛЬНИК.docx
@@ -2256,7 +2256,14 @@
           <w:sz w:val="24"/>
           <w:u w:val="single"/>
         </w:rPr>
-        <w:t>15</w:t>
+        <w:t>1</w:t>
+      </w:r>
+      <w:r>
+        <w:rPr>
+          <w:sz w:val="24"/>
+          <w:u w:val="single"/>
+        </w:rPr>
+        <w:t>0</w:t>
       </w:r>
       <w:r>
         <w:rPr>

--- a/ТИТУЛЬНИК.docx
+++ b/ТИТУЛЬНИК.docx
@@ -2411,7 +2411,7 @@
           <w:szCs w:val="24"/>
           <w:u w:val="single"/>
         </w:rPr>
-        <w:t>введение, анализ предметной области, описание предметной области, определение автоматизируемых задач, разработка технического задания, технической обоснование проекта, формирование технического задания, техническое проектирование, логическая проработка функциональной и системной архитектуры информационной системы, выбор и обоснование программного средства, описание базы данных, рабочее проектирование, создание пользовательского интерфейса, создание программного продукта, тестирование программного продукта, инструкция по работе с автоматизированной информационной системой, инструкция системному администратору и программисту, руководство пользователю, требование к  техническому обеспечению, безопасность и надеждность функционирования информационной системы, заключение, список информационных источников приложение а</w:t>
+        <w:t xml:space="preserve">введение, анализ предметной области, описание предметной области, определение автоматизируемых задач, разработка технического задания, техническое проектирование, логическая проработка функциональной и системной архитектуры информационной системы, выбор и обоснование программного средства, описание базы данных, рабочее проектирование, </w:t>
       </w:r>
       <w:r>
         <w:rPr>
@@ -2419,7 +2419,7 @@
           <w:szCs w:val="24"/>
           <w:u w:val="single"/>
         </w:rPr>
-        <w:t>______</w:t>
+        <w:t xml:space="preserve"> создание базы данных, </w:t>
       </w:r>
       <w:r>
         <w:rPr>
@@ -2427,7 +2427,7 @@
           <w:szCs w:val="24"/>
           <w:u w:val="single"/>
         </w:rPr>
-        <w:t xml:space="preserve">                              </w:t>
+        <w:t>создание пользовательского интерфейса, создание программного продукта, тестирование программного продукта, инструкция по работе с автоматизированной информационной системой, инструкция системному администратору и программисту, руководство пользователю, требование к  техническому обеспечению, безопасность и надеждность функционирования информационной системы, заключение, список информационных источников приложени</w:t>
       </w:r>
       <w:r>
         <w:rPr>
@@ -2435,7 +2435,31 @@
           <w:szCs w:val="24"/>
           <w:u w:val="single"/>
         </w:rPr>
-        <w:t xml:space="preserve"> </w:t>
+        <w:t>я</w:t>
+      </w:r>
+      <w:r>
+        <w:rPr>
+          <w:sz w:val="24"/>
+          <w:szCs w:val="24"/>
+          <w:u w:val="single"/>
+        </w:rPr>
+        <w:t xml:space="preserve">                              </w:t>
+      </w:r>
+      <w:r>
+        <w:rPr>
+          <w:sz w:val="24"/>
+          <w:szCs w:val="24"/>
+          <w:u w:val="single"/>
+        </w:rPr>
+        <w:t xml:space="preserve"> </w:t>
+      </w:r>
+      <w:r>
+        <w:rPr>
+          <w:sz w:val="24"/>
+          <w:szCs w:val="24"/>
+          <w:u w:val="single"/>
+        </w:rPr>
+        <w:t xml:space="preserve">                                                                                 </w:t>
       </w:r>
     </w:p>
     <w:p>
@@ -2565,7 +2589,6 @@
         <w:tabs>
           <w:tab w:val="left" w:pos="9477"/>
         </w:tabs>
-        <w:ind w:left="143"/>
         <w:rPr>
           <w:sz w:val="28"/>
           <w:szCs w:val="24"/>
